--- a/projects/40_silver_angel/그가 버린 흑발의 연인_작가 피드백(1026 · 1-20화)_10.28.docx
+++ b/projects/40_silver_angel/그가 버린 흑발의 연인_작가 피드백(1026 · 1-20화)_10.28.docx
@@ -7482,7 +7482,7 @@
           <w:color w:val="1A1A1A"/>
           <w:sz w:val="22"/>
         </w:rPr>
-        <w:t>[3 · 5 · 7 · 8 · 9 · 10 · 14 · 15화] 인물(角色) 줄이 실제로 나오는 사람과 달라요</w:t>
+        <w:t>[3 · 5 · 7 · 9 · 10 · 14 · 15화] 장면에 나오는 사람이 인물(角色) 줄에 없거나 다르게 적혀 있어요</w:t>
       </w:r>
     </w:p>
     <w:p>
@@ -7580,7 +7580,7 @@
           <w:color w:val="1A1A1A"/>
           <w:sz w:val="21"/>
         </w:rPr>
-        <w:t>· 08-1 · 角色：奥利维亚、珍娜、达米安、公爵、贵族A、贵族B</w:t>
+        <w:t>· 09-2 · 角色：奥利维亚、母亲</w:t>
       </w:r>
     </w:p>
     <w:p>
@@ -7595,7 +7595,7 @@
           <w:color w:val="1A1A1A"/>
           <w:sz w:val="21"/>
         </w:rPr>
-        <w:t>· 09-1 · 角色：奥利维亚、珍娜、达米安、加布里埃尔、暗精灵骑士若干、贵族若干</w:t>
+        <w:t>· 14-1 · 角色：奥利维亚、加布里埃尔</w:t>
       </w:r>
     </w:p>
     <w:p>
@@ -7610,7 +7610,30 @@
           <w:color w:val="1A1A1A"/>
           <w:sz w:val="21"/>
         </w:rPr>
-        <w:t>· 09-2 · 角色：奥利维亚、母亲</w:t>
+        <w:t>· 14-2 · 15-1 · 角色：达米安、随从</w:t>
+      </w:r>
+    </w:p>
+    <w:p>
+      <w:pPr>
+        <w:spacing w:before="0" w:after="100" w:line="312" w:lineRule="auto"/>
+      </w:pPr>
+      <w:r>
+        <w:rPr>
+          <w:rFonts w:ascii="맑은 고딕" w:hAnsi="맑은 고딕" w:eastAsia="맑은 고딕"/>
+          <w:b/>
+          <w:color w:val="1A1A1A"/>
+          <w:sz w:val="21"/>
+        </w:rPr>
+        <w:t>번역</w:t>
+      </w:r>
+      <w:r>
+        <w:rPr>
+          <w:rFonts w:ascii="맑은 고딕" w:hAnsi="맑은 고딕" w:eastAsia="맑은 고딕"/>
+          <w:b w:val="0"/>
+          <w:color w:val="1A1A1A"/>
+          <w:sz w:val="21"/>
+        </w:rPr>
+        <w:t>:</w:t>
       </w:r>
     </w:p>
     <w:p>
@@ -7625,7 +7648,7 @@
           <w:color w:val="1A1A1A"/>
           <w:sz w:val="21"/>
         </w:rPr>
-        <w:t>· 10-1 · △黛安见状，尖声指向奥利维亚。</w:t>
+        <w:t>· 03-3 · 등장인물: 어린 올리비아, 다이앤</w:t>
       </w:r>
     </w:p>
     <w:p>
@@ -7640,7 +7663,7 @@
           <w:color w:val="1A1A1A"/>
           <w:sz w:val="21"/>
         </w:rPr>
-        <w:t>· 14-1 · 角色：奥利维亚、加布里埃尔</w:t>
+        <w:t>· 03-3 · △ 다이앤이 올리비아의 머리채를 잡아당기며 차갑게 말한다.</w:t>
       </w:r>
     </w:p>
     <w:p>
@@ -7655,30 +7678,7 @@
           <w:color w:val="1A1A1A"/>
           <w:sz w:val="21"/>
         </w:rPr>
-        <w:t>· 14-2 · 15-1 · 角色：达米安、随从</w:t>
-      </w:r>
-    </w:p>
-    <w:p>
-      <w:pPr>
-        <w:spacing w:before="0" w:after="100" w:line="312" w:lineRule="auto"/>
-      </w:pPr>
-      <w:r>
-        <w:rPr>
-          <w:rFonts w:ascii="맑은 고딕" w:hAnsi="맑은 고딕" w:eastAsia="맑은 고딕"/>
-          <w:b/>
-          <w:color w:val="1A1A1A"/>
-          <w:sz w:val="21"/>
-        </w:rPr>
-        <w:t>번역</w:t>
-      </w:r>
-      <w:r>
-        <w:rPr>
-          <w:rFonts w:ascii="맑은 고딕" w:hAnsi="맑은 고딕" w:eastAsia="맑은 고딕"/>
-          <w:b w:val="0"/>
-          <w:color w:val="1A1A1A"/>
-          <w:sz w:val="21"/>
-        </w:rPr>
-        <w:t>:</w:t>
+        <w:t>· 05-1 · 등장인물: 올리비아, 데미안, 제나, 암살자, 하녀 여러 명</w:t>
       </w:r>
     </w:p>
     <w:p>
@@ -7693,7 +7693,7 @@
           <w:color w:val="1A1A1A"/>
           <w:sz w:val="21"/>
         </w:rPr>
-        <w:t>· 03-3 · 등장인물: 어린 올리비아, 다이앤</w:t>
+        <w:t>· 07-1 · 등장인물: 제나, 데미안, 올리비아, 공작, 귀족 여러 명, 하인 여러 명</w:t>
       </w:r>
     </w:p>
     <w:p>
@@ -7708,7 +7708,7 @@
           <w:color w:val="1A1A1A"/>
           <w:sz w:val="21"/>
         </w:rPr>
-        <w:t>· 03-3 · △ 다이앤이 올리비아의 머리채를 잡아당기며 차갑게 말한다.</w:t>
+        <w:t>· 09-2 · 등장인물: 올리비아, 어머니</w:t>
       </w:r>
     </w:p>
     <w:p>
@@ -7723,7 +7723,7 @@
           <w:color w:val="1A1A1A"/>
           <w:sz w:val="21"/>
         </w:rPr>
-        <w:t>· 05-1 · 등장인물: 올리비아, 데미안, 제나, 암살자, 하녀 여러 명</w:t>
+        <w:t>· 14-1 · 등장인물: 올리비아, 가브리엘</w:t>
       </w:r>
     </w:p>
     <w:p>
@@ -7738,7 +7738,30 @@
           <w:color w:val="1A1A1A"/>
           <w:sz w:val="21"/>
         </w:rPr>
-        <w:t>· 07-1 · 등장인물: 제나, 데미안, 올리비아, 공작, 귀족 여러 명, 하인 여러 명</w:t>
+        <w:t>· 14-2 · 15-1 · 등장인물: 데미안, 시종</w:t>
+      </w:r>
+    </w:p>
+    <w:p>
+      <w:pPr>
+        <w:spacing w:before="0" w:after="100" w:line="312" w:lineRule="auto"/>
+      </w:pPr>
+      <w:r>
+        <w:rPr>
+          <w:rFonts w:ascii="맑은 고딕" w:hAnsi="맑은 고딕" w:eastAsia="맑은 고딕"/>
+          <w:b/>
+          <w:color w:val="1A1A1A"/>
+          <w:sz w:val="21"/>
+        </w:rPr>
+        <w:t>문제</w:t>
+      </w:r>
+      <w:r>
+        <w:rPr>
+          <w:rFonts w:ascii="맑은 고딕" w:hAnsi="맑은 고딕" w:eastAsia="맑은 고딕"/>
+          <w:b w:val="0"/>
+          <w:color w:val="1A1A1A"/>
+          <w:sz w:val="21"/>
+        </w:rPr>
+        <w:t>:</w:t>
       </w:r>
     </w:p>
     <w:p>
@@ -7753,7 +7776,7 @@
           <w:color w:val="1A1A1A"/>
           <w:sz w:val="21"/>
         </w:rPr>
-        <w:t>· 08-1 · 등장인물: 올리비아, 제나, 데미안, 공작, 귀족 A, 귀족 B</w:t>
+        <w:t>· 03-3: 어린 시절 회상인데 지문이 어른 이름 "奥利维亚"예요.</w:t>
       </w:r>
     </w:p>
     <w:p>
@@ -7768,7 +7791,7 @@
           <w:color w:val="1A1A1A"/>
           <w:sz w:val="21"/>
         </w:rPr>
-        <w:t>· 09-1 · 등장인물: 올리비아, 제나, 데미안, 가브리엘, 다크 엘프 기사 여러 명, 귀족 여러 명</w:t>
+        <w:t>· 05-1: 仆人A가 대사를 하는데 인물 줄에 없고, 같은 무리를 "女仆"와 "侍女"로 섞어 불러요.</w:t>
       </w:r>
     </w:p>
     <w:p>
@@ -7783,7 +7806,7 @@
           <w:color w:val="1A1A1A"/>
           <w:sz w:val="21"/>
         </w:rPr>
-        <w:t>· 09-2 · 등장인물: 올리비아, 어머니</w:t>
+        <w:t>· 07-1 · 10-1: 卫兵이 나오는데 인물 줄에 없어요.</w:t>
       </w:r>
     </w:p>
     <w:p>
@@ -7798,7 +7821,7 @@
           <w:color w:val="1A1A1A"/>
           <w:sz w:val="21"/>
         </w:rPr>
-        <w:t>· 10-1 · △ 다이앤이 이를 보고 날카로운 목소리로 올리비아를 가리킨다.</w:t>
+        <w:t>· 09-2: 인물 줄은 "奥利维亚"인데 지문은 "小奥利维亚"(아역)예요. 이대로면 어른 배우로 잡혀요.</w:t>
       </w:r>
     </w:p>
     <w:p>
@@ -7813,7 +7836,7 @@
           <w:color w:val="1A1A1A"/>
           <w:sz w:val="21"/>
         </w:rPr>
-        <w:t>· 14-1 · 등장인물: 올리비아, 가브리엘</w:t>
+        <w:t>· 14-1: 회상에 나오는 小加布里埃尔과 小奥利维亚(대사 있음)가 인물 줄에 없어요.</w:t>
       </w:r>
     </w:p>
     <w:p>
@@ -7828,7 +7851,7 @@
           <w:color w:val="1A1A1A"/>
           <w:sz w:val="21"/>
         </w:rPr>
-        <w:t>· 14-2 · 15-1 · 등장인물: 데미안, 시종</w:t>
+        <w:t>· 14-2 · 15-1: 테라스 위 올리비아와 가브리엘이 화면에 잡히는데 인물 줄에 없어요.</w:t>
       </w:r>
     </w:p>
     <w:p>
@@ -7842,7 +7865,7 @@
           <w:color w:val="1A1A1A"/>
           <w:sz w:val="21"/>
         </w:rPr>
-        <w:t>문제</w:t>
+        <w:t>제안</w:t>
       </w:r>
       <w:r>
         <w:rPr>
@@ -7866,7 +7889,7 @@
           <w:color w:val="1A1A1A"/>
           <w:sz w:val="21"/>
         </w:rPr>
-        <w:t>· 03-3: 어린 시절 회상인데 지문이 어른 이름 "奥利维亚"예요.</w:t>
+        <w:t>· 03-3: 「△黛安拽着小奥利维亚的头发，冷冷开口。」</w:t>
       </w:r>
     </w:p>
     <w:p>
@@ -7881,150 +7904,7 @@
           <w:color w:val="1A1A1A"/>
           <w:sz w:val="21"/>
         </w:rPr>
-        <w:t>· 05-1: 仆人A가 대사를 하는데 인물 줄에 없고, 같은 무리를 "女仆"와 "侍女"로 섞어 불러요.</w:t>
-      </w:r>
-    </w:p>
-    <w:p>
-      <w:pPr>
-        <w:spacing w:before="0" w:after="60" w:line="312" w:lineRule="auto"/>
-        <w:ind w:left="240" w:hanging="180"/>
-      </w:pPr>
-      <w:r>
-        <w:rPr>
-          <w:rFonts w:ascii="맑은 고딕" w:hAnsi="맑은 고딕" w:eastAsia="맑은 고딕"/>
-          <w:b w:val="0"/>
-          <w:color w:val="1A1A1A"/>
-          <w:sz w:val="21"/>
-        </w:rPr>
-        <w:t>· 07-1 · 08-1 · 09-1: 같은 밤 같은 홀인데 세 화 인물 줄 모두 다이앤이 없고, 10화 첫 장면에서 다이앤이 바로 소리쳐요. 09-1엔 공작도 없는데, 11화 올리비아 "当我跪在地上为母亲的遗物哭泣时，你记得我也是你女儿吗？"는 공작이 9화를 봤다는 말이에요.</w:t>
-      </w:r>
-    </w:p>
-    <w:p>
-      <w:pPr>
-        <w:spacing w:before="0" w:after="60" w:line="312" w:lineRule="auto"/>
-        <w:ind w:left="240" w:hanging="180"/>
-      </w:pPr>
-      <w:r>
-        <w:rPr>
-          <w:rFonts w:ascii="맑은 고딕" w:hAnsi="맑은 고딕" w:eastAsia="맑은 고딕"/>
-          <w:b w:val="0"/>
-          <w:color w:val="1A1A1A"/>
-          <w:sz w:val="21"/>
-        </w:rPr>
-        <w:t>· 07-1 · 10-1: 卫兵이 나오는데 인물 줄에 없어요.</w:t>
-      </w:r>
-    </w:p>
-    <w:p>
-      <w:pPr>
-        <w:spacing w:before="0" w:after="60" w:line="312" w:lineRule="auto"/>
-        <w:ind w:left="240" w:hanging="180"/>
-      </w:pPr>
-      <w:r>
-        <w:rPr>
-          <w:rFonts w:ascii="맑은 고딕" w:hAnsi="맑은 고딕" w:eastAsia="맑은 고딕"/>
-          <w:b w:val="0"/>
-          <w:color w:val="1A1A1A"/>
-          <w:sz w:val="21"/>
-        </w:rPr>
-        <w:t>· 09-2: 인물 줄은 "奥利维亚"인데 지문은 "小奥利维亚"(아역)예요. 이대로면 어른 배우로 잡혀요.</w:t>
-      </w:r>
-    </w:p>
-    <w:p>
-      <w:pPr>
-        <w:spacing w:before="0" w:after="60" w:line="312" w:lineRule="auto"/>
-        <w:ind w:left="240" w:hanging="180"/>
-      </w:pPr>
-      <w:r>
-        <w:rPr>
-          <w:rFonts w:ascii="맑은 고딕" w:hAnsi="맑은 고딕" w:eastAsia="맑은 고딕"/>
-          <w:b w:val="0"/>
-          <w:color w:val="1A1A1A"/>
-          <w:sz w:val="21"/>
-        </w:rPr>
-        <w:t>· 14-1: 회상에 나오는 小加布里埃尔과 小奥利维亚(대사 있음)가 인물 줄에 없어요.</w:t>
-      </w:r>
-    </w:p>
-    <w:p>
-      <w:pPr>
-        <w:spacing w:before="0" w:after="60" w:line="312" w:lineRule="auto"/>
-        <w:ind w:left="240" w:hanging="180"/>
-      </w:pPr>
-      <w:r>
-        <w:rPr>
-          <w:rFonts w:ascii="맑은 고딕" w:hAnsi="맑은 고딕" w:eastAsia="맑은 고딕"/>
-          <w:b w:val="0"/>
-          <w:color w:val="1A1A1A"/>
-          <w:sz w:val="21"/>
-        </w:rPr>
-        <w:t>· 14-2 · 15-1: 테라스 위 올리비아와 가브리엘이 화면에 잡히는데 인물 줄에 없어요.</w:t>
-      </w:r>
-    </w:p>
-    <w:p>
-      <w:pPr>
-        <w:spacing w:before="0" w:after="100" w:line="312" w:lineRule="auto"/>
-      </w:pPr>
-      <w:r>
-        <w:rPr>
-          <w:rFonts w:ascii="맑은 고딕" w:hAnsi="맑은 고딕" w:eastAsia="맑은 고딕"/>
-          <w:b/>
-          <w:color w:val="1A1A1A"/>
-          <w:sz w:val="21"/>
-        </w:rPr>
-        <w:t>제안</w:t>
-      </w:r>
-      <w:r>
-        <w:rPr>
-          <w:rFonts w:ascii="맑은 고딕" w:hAnsi="맑은 고딕" w:eastAsia="맑은 고딕"/>
-          <w:b w:val="0"/>
-          <w:color w:val="1A1A1A"/>
-          <w:sz w:val="21"/>
-        </w:rPr>
-        <w:t>:</w:t>
-      </w:r>
-    </w:p>
-    <w:p>
-      <w:pPr>
-        <w:spacing w:before="0" w:after="60" w:line="312" w:lineRule="auto"/>
-        <w:ind w:left="240" w:hanging="180"/>
-      </w:pPr>
-      <w:r>
-        <w:rPr>
-          <w:rFonts w:ascii="맑은 고딕" w:hAnsi="맑은 고딕" w:eastAsia="맑은 고딕"/>
-          <w:b w:val="0"/>
-          <w:color w:val="1A1A1A"/>
-          <w:sz w:val="21"/>
-        </w:rPr>
-        <w:t>· 03-3: 「△黛安拽着小奥利维亚的头发，冷冷开口。」</w:t>
-      </w:r>
-    </w:p>
-    <w:p>
-      <w:pPr>
-        <w:spacing w:before="0" w:after="60" w:line="312" w:lineRule="auto"/>
-        <w:ind w:left="240" w:hanging="180"/>
-      </w:pPr>
-      <w:r>
-        <w:rPr>
-          <w:rFonts w:ascii="맑은 고딕" w:hAnsi="맑은 고딕" w:eastAsia="맑은 고딕"/>
-          <w:b w:val="0"/>
-          <w:color w:val="1A1A1A"/>
-          <w:sz w:val="21"/>
-        </w:rPr>
         <w:t>· 05-1: 仆人A를 넣어 주세요(위 2장 5화 블록대로 하인 A 줄을 빼면 안 넣어도 돼요). 女仆와 侍女는 하나로 맞춰 주세요.</w:t>
-      </w:r>
-    </w:p>
-    <w:p>
-      <w:pPr>
-        <w:spacing w:before="0" w:after="60" w:line="312" w:lineRule="auto"/>
-        <w:ind w:left="240" w:hanging="180"/>
-      </w:pPr>
-      <w:r>
-        <w:rPr>
-          <w:rFonts w:ascii="맑은 고딕" w:hAnsi="맑은 고딕" w:eastAsia="맑은 고딕"/>
-          <w:b w:val="0"/>
-          <w:color w:val="1A1A1A"/>
-          <w:sz w:val="21"/>
-        </w:rPr>
-        <w:t>· 07-1 · 08-1 · 09-1: 黛安을 넣어 주세요. 09-1엔 公爵도 넣어 주세요.</w:t>
       </w:r>
     </w:p>
     <w:p>
